--- a/astro-site/public/dl/plan-negocio-cocteleria-eventos/catalogo-10-experiencias-tematicas.docx
+++ b/astro-site/public/dl/plan-negocio-cocteleria-eventos/catalogo-10-experiencias-tematicas.docx
@@ -140,7 +140,7 @@
         <w:jc w:val="both"/>
       </w:pPr>
       <w:r>
-        <w:t>La experiencia Speakeasy Años 20 transporta a los invitados a los隐蔽的小酒馆 de la Nueva York de 1920, donde la transgresión se vestía de elegancia. Al cruzar el umbral, la penumbra envuelve el espacio como un terciopelo negro, iluminado apenas por灯泡 de tono amber que proyectan sombras danzantes sobre paredes de ladrillo visto y maderas oscuras de caoba. El aroma a whisky añejo, tabaco rubio y un sutil toque de lavanda vintage flota en el aire, mientras una banda de jazz en vivo interpreta melodías swing que invitan a cerrar los ojos y dejarse llevar por el ritmo. Cada detalle ha sido diseñado para despertar los sentidos: la barra de mármol pulido, los vasos de cristal tallado, las composiciones florales secas y el crujir casi imperceptible del suelo de madera bajo los pasos de los invitados, que acceden mediante una contraseña susurrada en la entrada.</w:t>
+        <w:t>La experiencia Speakeasy Años 20 transporta a los invitados a los speakeasies de la Nueva York de 1920, donde la transgresión se vestía de elegancia. Al cruzar el umbral, la penumbra envuelve el espacio como un terciopelo negro, iluminado apenas por bombillas de tono amber que proyectan sombras danzantes sobre paredes de ladrillo visto y maderas oscuras de caoba. El aroma a whisky añejo, tabaco rubio y un sutil toque de lavanda vintage flota en el aire, mientras una banda de jazz en vivo interpreta melodías swing que invitan a cerrar los ojos y dejarse llevar por el ritmo. Cada detalle ha sido diseñado para despertar los sentidos: la barra de mármol pulido, los vasos de cristal tallado, las composiciones florales secas y el crujir casi imperceptible del suelo de madera bajo los pasos de los invitados, que acceden mediante una contraseña susurrada en la entrada.</w:t>
       </w:r>
     </w:p>
     <w:p>
@@ -323,7 +323,7 @@
         <w:jc w:val="both"/>
       </w:pPr>
       <w:r>
-        <w:t>La experiencia GIN LOUNGE redefine el ritual mediterráneo del gin tonic transformándolo en una propuesta inmersiva donde cada sentido participa. Al cruzar el espacio, el aroma de enebro, cilantro y piel de pomelo flota en el aire mientras una iluminación cálida de tonos янтенos y琥珀 crea una atmósfera intimista que invita a la conversación. El sonido jazz instrumental de fondo punctuated por el tintineo del hielo y las copas genera un ritmo pausado, casi ceremonial. Tras la barra de mármol negro, hileras de botellas de cristal revelan etiquetas de ginebras artesanales de pequeños destilados españoles, mientras manojos de romero, lavanda, salvia y cáscara de limón descansan en vasos de cristal frente al invitado, convirtiendo los botanicals en protagonistas visuales de una propuesta que appeals tanto alnovato como al connoisseur.</w:t>
+        <w:t>La experiencia GIN LOUNGE redefine el ritual mediterráneo del gin tonic transformándolo en una propuesta inmersiva donde cada sentido participa. Al cruzar el espacio, el aroma de enebro, cilantro y piel de pomelo flota en el aire mientras una iluminación cálida de tonos ambarinos y dorados crea una atmósfera intimista que invita a la conversación. El sonido jazz instrumental de fondo punctuated por el tintineo del hielo y las copas genera un ritmo pausado, casi ceremonial. Tras la barra de mármol negro, hileras de botellas de cristal revelan etiquetas de ginebras artesanales de pequeños destilados españoles, mientras manojos de romero, lavanda, salvia y cáscara de limón descansan en vasos de cristal frente al invitado, convirtiendo los botanicals en protagonistas visuales de una propuesta que appeals tanto alnovato como al connoisseur.</w:t>
       </w:r>
     </w:p>
     <w:p>
@@ -331,7 +331,7 @@
         <w:jc w:val="both"/>
       </w:pPr>
       <w:r>
-        <w:t>Este formato resulta идеаль para eventos corporativos de cierre de ejercicio, celebraciones de aniversarios empresariales, presentaciones de producto en el sector lujo o reuniones ejecutivas que buscan diferenciarse del habitual cótel de empresa. El público objetivo incluye directivos, profesionales del sector financiero, empresarios del mundo inmobiliario y clientes de marcas premium que valoran la exclusividad y buscan experiencias memorables que hablen de su статус. La propuesta también captive a grupos de amigos con alto poder adquisitivo que celebrán ocasiones especiales y buscan entornos sofisticados donde cada detalle esté curado.</w:t>
+        <w:t>Este formato resulta ideal para eventos corporativos de cierre de ejercicio, celebraciones de aniversarios empresariales, presentaciones de producto en el sector lujo o reuniones ejecutivas que buscan diferenciarse del habitual cótel de empresa. El público objetivo incluye directivos, profesionales del sector financiero, empresarios del mundo inmobiliario y clientes de marcas premium que valoran la exclusividad y buscan experiencias memorables que hablen de su estatus. La propuesta también captive a grupos de amigos con alto poder adquisitivo que celebrán ocasiones especiales y buscan entornos sofisticados donde cada detalle esté curado.</w:t>
       </w:r>
     </w:p>
     <w:p>
@@ -1238,7 +1238,7 @@
         <w:jc w:val="both"/>
       </w:pPr>
       <w:r>
-        <w:t>La experiencia LATIN CARIBBEAN Transporta a los invitados directamente a una terraza habanera al atardecer, donde el aire se impregna del aroma fresco de la hierbabuena recién cortada, la acidez vibrante de la lima tropical y las notas añejas del ron oscuro que reposa en barricas de roble. La视觉 se llena de colores tierra y cobalt, de vasos condensationados que brillan bajo luces cálidas, mientras el sonido del jazz latino y los ritmos de conga invitan al movimiento. Cadacocktail se sirve con show flair: el bartender maneja las botellas con maestría, haciendo girar el ron Havana Club mientras la audiencia observa expectante, convirtiendo la preparación en un espectáculotanvisual como el propio trago.</w:t>
+        <w:t>La experiencia LATIN CARIBBEAN Transporta a los invitados directamente a una terraza habanera al atardecer, donde el aire se impregna del aroma fresco de la hierbabuena recién cortada, la acidez vibrante de la lima tropical y las notas añejas del ron oscuro que reposa en barricas de roble. La vista se llena de colores tierra y cobalt, de vasos condensationados que brillan bajo luces cálidas, mientras el sonido del jazz latino y los ritmos de conga invitan al movimiento. Cadacocktail se sirve con show flair: el bartender maneja las botellas con maestría, haciendo girar el ron Havana Club mientras la audiencia observa expectante, convirtiendo la preparación en un espectáculotanvisual como el propio trago.</w:t>
       </w:r>
     </w:p>
     <w:p>
@@ -1429,7 +1429,7 @@
         <w:jc w:val="both"/>
       </w:pPr>
       <w:r>
-        <w:t>Esta experiencia está diseñada para eventos corporativos de alto nivel, cenas de empresa ejecutivas, celebraciones de cierre de ejercicio y reuniones exclusivass donde los anfitriones buscan ofrecer a sus invitados una propuesta diferenciadora y sofisticada. El público objetivo incluye directivos, inversores, clientes VIP y equipos de trabajo que merecen ser sorprendidos con actividades que trasciendan lo convencional, creando记忆 memorables que fortalezcan vínculos profesionales y personales.</w:t>
+        <w:t>Esta experiencia está diseñada para eventos corporativos de alto nivel, cenas de empresa ejecutivas, celebraciones de cierre de ejercicio y reuniones exclusivass donde los anfitriones buscan ofrecer a sus invitados una propuesta diferenciadora y sofisticada. El público objetivo incluye directivos, inversores, clientes VIP y equipos de trabajo que merecen ser sorprendidos con actividades que trasciendan lo convencional, creando recuerdos memorables que fortalezcan vínculos profesionales y personales.</w:t>
       </w:r>
     </w:p>
     <w:p>
